--- a/klagomål/A 26359-2022 FSC-klagomål.docx
+++ b/klagomål/A 26359-2022 FSC-klagomål.docx
@@ -681,7 +681,7 @@
     <w:r>
       <w:tab/>
       <w:tab/>
-      <w:t>2026-09-14</w:t>
+      <w:t>2026-09-15</w:t>
       <w:br/>
       <w:br/>
     </w:r>

--- a/klagomål/A 26359-2022 FSC-klagomål.docx
+++ b/klagomål/A 26359-2022 FSC-klagomål.docx
@@ -681,7 +681,7 @@
     <w:r>
       <w:tab/>
       <w:tab/>
-      <w:t>2026-09-15</w:t>
+      <w:t>2026-09-16</w:t>
       <w:br/>
       <w:br/>
     </w:r>

--- a/klagomål/A 26359-2022 FSC-klagomål.docx
+++ b/klagomål/A 26359-2022 FSC-klagomål.docx
@@ -681,7 +681,7 @@
     <w:r>
       <w:tab/>
       <w:tab/>
-      <w:t>2026-09-16</w:t>
+      <w:t>2026-09-17</w:t>
       <w:br/>
       <w:br/>
     </w:r>

--- a/klagomål/A 26359-2022 FSC-klagomål.docx
+++ b/klagomål/A 26359-2022 FSC-klagomål.docx
@@ -681,7 +681,7 @@
     <w:r>
       <w:tab/>
       <w:tab/>
-      <w:t>2026-09-17</w:t>
+      <w:t>2026-09-18</w:t>
       <w:br/>
       <w:br/>
     </w:r>

--- a/klagomål/A 26359-2022 FSC-klagomål.docx
+++ b/klagomål/A 26359-2022 FSC-klagomål.docx
@@ -681,7 +681,7 @@
     <w:r>
       <w:tab/>
       <w:tab/>
-      <w:t>2026-09-18</w:t>
+      <w:t>2026-09-19</w:t>
       <w:br/>
       <w:br/>
     </w:r>

--- a/klagomål/A 26359-2022 FSC-klagomål.docx
+++ b/klagomål/A 26359-2022 FSC-klagomål.docx
@@ -681,7 +681,7 @@
     <w:r>
       <w:tab/>
       <w:tab/>
-      <w:t>2026-09-19</w:t>
+      <w:t>2026-09-21</w:t>
       <w:br/>
       <w:br/>
     </w:r>
